--- a/example_articles/countries/Brazil/1.countries_Brazil_New_York_Times.docx
+++ b/example_articles/countries/Brazil/1.countries_Brazil_New_York_Times.docx
@@ -29,17 +29,17 @@
     </w:p>
     <w:p>
       <w:r>
-        <w:t>Source File: NYT/48.DOCX</w:t>
+        <w:t>Source file: NYT/48.DOCX</w:t>
       </w:r>
     </w:p>
     <w:p>
       <w:r>
-        <w:t>Raw locations result: ['Brazil']</w:t>
+        <w:t>Raw locations result, 'locations': ['Brazil']</w:t>
       </w:r>
     </w:p>
     <w:p>
       <w:r>
-        <w:t>countries_stand_flat (Standardized): Brazil</w:t>
+        <w:t>Standardized locations result, 'countries_stand_flat': Brazil</w:t>
       </w:r>
     </w:p>
     <w:p>

--- a/example_articles/countries/Brazil/1.countries_Brazil_New_York_Times.docx
+++ b/example_articles/countries/Brazil/1.countries_Brazil_New_York_Times.docx
@@ -7,9 +7,7 @@
         <w:pStyle w:val="Heading1"/>
       </w:pPr>
       <w:r>
-        <w:t>Books of The Times;</w:t>
-        <w:br/>
-        <w:t>The Real Dirt About a Rock Hit of Ill Repute</w:t>
+        <w:t>Bad Times, Bold Plans for Brazil</w:t>
       </w:r>
     </w:p>
     <w:p>
@@ -19,17 +17,17 @@
     </w:p>
     <w:p>
       <w:r>
-        <w:t>Date: 1993-09-02</w:t>
+        <w:t>Date: 1990-01-07</w:t>
       </w:r>
     </w:p>
     <w:p>
       <w:r>
-        <w:t>Section: Section C;; Section C; Page 16; Column 1; Cultural Desk; Column 1;; Review</w:t>
+        <w:t>Section: Section 3; Page 4, Column 3; Financial Desk</w:t>
       </w:r>
     </w:p>
     <w:p>
       <w:r>
-        <w:t>Source file: NYT/48.DOCX</w:t>
+        <w:t>Source file: NYT/53.DOCX</w:t>
       </w:r>
     </w:p>
     <w:p>
@@ -51,33 +49,77 @@
     </w:p>
     <w:p>
       <w:r>
-        <w:t>Louie Louie</w:t>
+        <w:t>Fernando Collor de Mello, Brazil's 40-year-old President-elect, has some ambitious plans for his troubled nation.</w:t>
         <w:br/>
-        <w:t>The History and Mythology of the World's Most Famous Rock 'n' Roll Song</w:t>
+        <w:t>The need for them is plain, for as Finance Minister Mailson Ferreira da Nobrega has pointed out, the 1980's were ''a lost decade'' for Latin America's largest nation. ''Per capita income stagnated, inflation beat all records, investment declined, public finances went into virtual collapse, and the foreign debt crisis prematurely transformed Brazil into an exporter of capital,'' he wrote recently in a remarkably blunt assessment in the Jornal do Brasil.</w:t>
         <w:br/>
-        <w:t>By Dave Marsh</w:t>
+        <w:t>Determined to mend things, Mr. Collor has put together a somewhat Thatcheresque package of goals and means that includes:</w:t>
         <w:br/>
-        <w:t>Illustrated. 245 pages. Hyperion. $19.95.</w:t>
+        <w:t>* Cutting Brazil's inflation rate, which ran at a record 1,765 percent in 1989, by catching tax cheats, cutting the number of ministries in half and selling money-losing state companies.</w:t>
         <w:br/>
-        <w:t>Pop culture must provide for the dumbest as well as the smartest of its fans, which makes loving it easy but explaining it hard. Nothing illustrates this better than American music and, as Dave Marsh's "Louie Louie: The History and Mythology of the World's Most Famous Rock 'n' Roll Song" shows, no music illustrates this better than rock. It is the biggest, the rudest and the youngest (just reaching 40), and everything in it is made from scraps of something else. Scraps of music, naturally: blues riffs, hillbilly twangs, Broadway ballads, Latin beats and jazz band jitterbugging.  But scraps of style and attitude too: hipster nonchalance, beatnik arrogance, nerd angst, slut defiance and that ineffable blend of glory, misery, titillation and sweaty desperation that is and ever shall be Teen Spirit.</w:t>
+        <w:t>* Reducing the burden of Brazil's $110 billion foreign debt, the largest in the third world, by encouraging foreign creditors to swap their debt titles for shares in Brazilian companies and to renegotiate debt so that service payments are capped at $5 billion a year.</w:t>
         <w:br/>
-        <w:t>Corporate moguls like to code rock by age, class and race, as though its genres were warring states or competing species. But there isn't a form of rock that doesn't violate these boundaries. The rap videos of Digital Underground are stuffed with antics straight out of Milton Berle and Sid Caesar. The high-pitched rasp of W. Axl Rose cannot be sundered from that of the young Tina Turner. A passion for Al Jolson will always mark the singing of Jackie Wilson, Jerry Lee Lewis and -- via Liza Minnelli -- Freddie Mercury. That's what makes rock fun, that's what makes it cultural history and that is how "Louie Louie" made its way from being just another black vinyl ex-hit to being the object of an F.B.I. probe, the source of rampant sex fantasies and one of the most recorded songs in recent history: the property of fraternities, punkers, reggae meisters, John Belushi, Frank Zappa, Otis Redding, the Fat Boys, Julie London, Mongo Santamaria and Barry White.</w:t>
+        <w:t>* Restoring growth after a decade of stagnation, by encouraging foreign investment, lowering trade barriers and promoting greater integration with the developed world. To this end, he is to travel to the United States, Europe and Japan before starting his five-year term on March 15.</w:t>
         <w:br/>
-        <w:t>"Louie Louie's" story began in 1956, at a dance hall in Anaheim, Calif., where a journeyman black musician named Richard Berry sat back and listened to a Filipino band play an instrumental with "a great bass and piano intro" that went duh duh duh. duh duh. The song was "El Loco Cha Cha," by Rene Touzet, and in Berry's hands it turned into "Louie Louie," a rhythm-and-blues chalypso about a Jamaican sailor lamenting the sweetheart he left behind.</w:t>
+        <w:t>Even the foreseeable obstacles to this grand plan for the 1990's, however, are formidable.</w:t>
         <w:br/>
-        <w:t>By 1957 "Louie Louie" had made its way to the Pacific Northwest, where it became the anthem of those black and white Washington State rockers who were the older brothers of Jimi Hendrix and the fathers of Pearl Jam and Nirvana. They were also America's postwar version of the vaudeville and honky-tonk troupers who helped make popular culture. Mr. Marsh is terrific on them: practicing "in garages in their little working-class neighborhoods of single-family one-story frame bungalows"; playing "in hamburger stand parking lots and on the rooftops of drive-in theater concession stands"; learning their instruments or not quite learning them but playing anyway "to preppy high school kids and greaseballs in car clubs, to servicemen barely ready to shave and workers spoiling for a new kind of honky-tonk, every weekend and all through the week once school let out."</w:t>
+        <w:t>On the political side, implementation of most of Mr. Collor's changes depend on approval from a powerful Congress. Mr. Collor does not control that Congress now and further problems for him could develop in October, when congressional elections will take place, at a time when the country may be in what Mr. Collor expects to be ''a small recession.''</w:t>
         <w:br/>
-        <w:t>Ron Holden and the Playboys taught "Louie Louie" to Rockin' Robin Roberts and the Wailers. The Wailers' record, with its now infamous cry, "Let's give it to 'em right now!," was taken up by Paul Revere and the Raiders and by the Kingsmen, semi-amateurs from Oregon who were fighting their way through the cultural miasma of the Kingston Trio and the Brothers Four. The Kingsmen's version became a hit in 1963 when a Boston D.J. broadcast it as his choice for the Worst Record of the Week.</w:t>
+        <w:t>In the 1980's, Brazil was overtaken by the Pacific rim nations as the third world's hot growth area. Now, the fear here is that Eastern Europe will draw away foreign capital. ''Eastern Europe is the new competitor of Latin America,'' read a recent newspaper headline here.</w:t>
         <w:br/>
-        <w:t>By January 1964 it was No. 2 on the Billboard chart, surpassed at first by the Singing Nun's "Dominque," and later by Bobby Vinton's "There, I've Said It Again." Since the words were hard to decipher, every high school and college student in the land claimed to know the true ones, which were invariably and frenetically dirty. (Mr. Marsh supplies several versions of these, as a good folklorist should.) The Governor of Indiana denounced the song, and the F.B.I. studied it extensively. It was a farcical preview of the Dan Quayle-Murphy Brown feud and of recent attempts to ban rap songs by N.W.A. and Ice-T.</w:t>
+        <w:t>Running against the trends of the last 30 years of Brazilian economic thinking, Mr. Collor has proposed foreign investment in such traditionally state-dominated areas as road building and energy generation.</w:t>
         <w:br/>
-        <w:t>The F.B.I. finally abandoned "Louie" in a 250-page report that called it "rockin' roll" and found it "unintelligible at any speed." The Who refurbished it in "I Can't Explain," and Jimi Hendrix dismembered it in the opening chords of "Purple Haze." "Louie" was briefly the official song of the Leukemia Society of America, and nearly became the state song of Washington. The Kingsmen slid back into obscurity.  Rockin' Robin Roberts died in a car crash. Richard Berry played rhythm-and-blues by rote in small California clubs and visualized himself "falling dead playing a B-flat chord and telling my horn player: 'Don't let me die in this dirty place. Drag me outside where the moon or the sun can shine on me' " -- until the day in 1986 when he was able to reacquire the highly profitable rights to his song.</w:t>
+        <w:t>But Mr. Collor and his colleagues realize that to attract foreign capital they must also improve Brazil's economic environment to reverse the outflow of Brazilian flight capital - $1 billion a month last year, according to the American Embassy.</w:t>
         <w:br/>
-        <w:t>Mr. Marsh is a good narrator and a good-time democrat who revels in the music's lowlife origins. For my taste, he is too attached to the belief that you make a song rock by stiffening its rhythm and attacking each beat: you can make it rock that way, but if you like a nice steady roll as well, you can loosen the rhythm and tease the beat.  Mr. Marsh cannot resist the portentous climax either, as when "Louie" becomes "a stupid song, a brilliant song, an R&amp;B oldie, a punk rock classic, a wine cooler commercial, an urban legend, a sacred text, a song with roots, a glimpse of the future, the song that defines our purpose, the very voice of barbarism."</w:t>
+        <w:t>The Dec. 17 presidential election, which Mr. Collor won 53 percent to 47 percent, left him facing a strengthened, radicalized left.</w:t>
         <w:br/>
-        <w:t>If you began to experience resistance between "sacred text" and "voice of barbarism" you are not alone. Rock prides itself on being about excess, and its writers like rapt invocations and strings of comparisons that might start with Ogun, the Yoruban god of war, and end with Adorno, the Frankfurt School philosopher. I am all for cultural crossreferences, but why not arrange them as you would a song, making sure that the words, the tune and the rhythms fit? The prose of Thoreau just does not suit "Louie Louie." When he quotes Melville he is more to the point: Man, said Melville, "bolts down all events, all creeds . . . all hard things visible and invisible, never mind how knobby, as an ostrich of potent digestion gobbles down bullets and gun flints."</w:t>
+        <w:t>''Now the working class will have the opportunity to watch him kissing the hands of the businessmen, kissing the hands of the military, kissing the hands of the International Monetary Fund,'' said Luis Inacio da Silva, Mr. Collor's left-wing adversary, at a postelection news conference.</w:t>
         <w:br/>
-        <w:t>But in the end it is Mr. Marsh, reporter and chronicler, we want, devouring rock's facts and fancies, capturing the trashy gimcrack charm of those 50's hits, ("Stranded in the Jungle," "Roll With Me, Henry," "Riot in Cell Block No. 9," "Have Love, Will Travel"); letting the fans and the D.J.'s and the aging, bemused rockers speak of, for and by themselves.</w:t>
+        <w:t>Indeed, despite the national self-examination that took place during the six-month presidential campaign, it is unclear whether Mr. Collor has a popular mandate for his free-market program.</w:t>
+        <w:br/>
+        <w:t>Losing most of the major cities, Mr. Collor won on the shoulders of Brazil's poorest, least educated and mostly rural voters. During the campaign, Mr. Collor, who speaks five languages, reportedly joked that his voters thought ''risk capital'' referred to crime in Brasilia and that ''tax incentives'' referred to bribes paid to tax collectors.</w:t>
+        <w:br/>
+        <w:t>Today, the President-elect's strategy for winning support appears to be to let Brazil's present government flounder into what economists call hyperinflation, a rate of 50 percent or more a month. The December rate was 53 percent, and estimates for January are for 70 percent.</w:t>
+        <w:br/>
+        <w:t>Mr. Collor has ruled out ''co-governing'' with Brazil's outgoing president, Jose Sarney, and has barred his economic advisers from meeting with Mr. Sarney's. His own travels will keep him mostly out of the country into February.</w:t>
+        <w:br/>
+        <w:t>''Collor's no dope - he wants the bomb to explode in Sarney's hands,'' said one Brazilian businessman.</w:t>
+        <w:br/>
+        <w:t>Some Brazilians believe that a plunge into severe hyperinflation might scare Brazil's Congress into supporting Mr. Collor's program - much the way inflation and sackings of food stores in Argentina last June gave that nation's President-elect, Carlos Menem, bipartisan congressional support for economic reform.</w:t>
+        <w:br/>
+        <w:t>But, as Roberto Campos, a Brazilian Senator and conservative economist, said in an interview, ''Argentina went through a disaster. Brazil has only gone into a half-disaster.'' Indeed, Brazil may prove resistant to hyperinflation's effects. Sheer size tends to keep the economy rolling, and there's a lot more size than immediately meets the eye. Economists say as much as 40 percent of the country's economic activity goes unrecorded, mostly because of tax evasion. And, of course, people do adjust to dealing with explosive numbers.</w:t>
+        <w:br/>
+        <w:t>There is also a system of monthly adjustments of wages, rents and savings rates that helps offset price explosion. Known as indexation, the system kept Brazil's economy functioning during the 1980's, when prices increased by 39,043,765 percent. (Folha de Sao Paulo, the newspaper that calculated that mind-stretching inflation rate, compared it to 85 percent in the United States.) ''Hyperinflation is not a monthly inflation rate - it is a state of disorganization,'' Finance Minister Nobrega argued last month. ''In hyperinflation, people lose faith in contracts and in institutions and there are shortages.'' Considerable disorganization is indeed apparent.  Contracts are rarely made in cruzados, the local currency, but rather in dollars or in terms of a national treasury bond that serves as a unit of measure, corrected for inflation.</w:t>
+        <w:br/>
+        <w:t>In shops, where there are daily recalculations, pricing in cruzados (which have replaced cruzeiras) is breaking down. Last week, a new Chevette cost the same as 42 silk brassieres. The same bottle of wine cost 50 cruzados at one supermarket and 17 cruzados at another.</w:t>
+        <w:br/>
+        <w:t>In the rush to convert shrinking cruzados into solid goods, Brazilians seem to ignore such anomalies. Last month, for example, the Paes Mendonca supermarket chain opened a store here with 121 checkout counters - 17,000 shoppers crowd in daily.</w:t>
+        <w:br/>
+        <w:t>Most of Rio's restaurants and hotels stopped accepting credit cards last month because a 20-day billing period eroded the value of payments. Many factories have shortened the payment time of stores to 10 days from 20, and many employers are moving from a monthly payment system to a weekly system.</w:t>
+        <w:br/>
+        <w:t>In the absence of political support from Mr. Collor, the outgoing government is following three policies that Brazilian economists say will prove to be costly to the new government. Public utility rates are being kept low, exacerbating deficits of state utility companies. An artificially high official exchange rate is depressing exports. And high interest rates are swelling the internal debt.</w:t>
+        <w:br/>
+        <w:t>To tame inflation, Mr. Collor, a former karate champion, plans to raise government receipts by initiating ''catch thief'' - a program to enforce Brazil's widely ignored tax code. On the expenditure side, he has said he wants to raise $18 billion by selling state companies and to save billions more by dramatically slashing subsidies and bureaucracy.</w:t>
+        <w:br/>
+        <w:t>''Our economic program is based on the fact that the state cannot remain with the power of interference that it has today in the Brazilian economy,'' Mr. Collor said recently in a nationally-televised news conference. ''The state is inefficient, the state is corrupt, the state is incompetent and the state is gigantic.''</w:t>
+        <w:br/>
+        <w:t>But many subsidy systems - such as the duty-free industrial zone of Manaus - are guaranteed by the Constitution. Mr. Collor may cut the number of ministries to 12 from 23, but many federal employees have virtually lifetime employment. ''The Brazilian political class is basically state-ist, it believes that the state is the solution of all problems,'' Finance Minister Nobrega said recently.</w:t>
+        <w:br/>
+        <w:t>An early reaction - one that may become typical - came last week to Mr. Collor's proposal to abolish the National Information Service, Brazil's foreign and domestic security agency. ''If he wants to abolish the service, let him send a bill to Congress,'' said Gen. Ivan Mendes, head of the service.</w:t>
+        <w:br/>
+        <w:t>To restore growth, Mr. Collor plans to limit annual debt service payments to $5 billion - about half the 1988 level. Last July, Brazil stopped servicing its commercial debt, and the President-elect will inherit arrears of about $5 billion. Brazil's reserves are currently $7.2 billion, and the trade surplus for 1989 was about $16 billion - down from $19 billion in 1988, but still third largest in the world after Japan and West Germany.</w:t>
+        <w:br/>
+        <w:t>No foreign banker interviewed here predicted that Brazil will pay significant amounts on its debt in 1990. Over the last six months, the value on the secondary market of a dollar of Brazilian debt has dropped to about 23 cents, from 34 cents.</w:t>
+        <w:br/>
+        <w:t>During the campaign, candidates concentrated nationalist ire on the foreign debt. ''International bankers have Collor by the tail,'' said literature from the leftist Mr. da Silva, ''and he is going to continue paying the foreign debt.'' Among the pieces of legislation working their way through Congress are bills that would reject floating interest rates, put a 6 percent ceiling on rates and remove debt talks from the ''hostile environment'' of New York City.</w:t>
+        <w:br/>
+        <w:t>In the campaign, Mr. Collor proposed withdrawing central bank guarantees covering about 80 percent of Brazil's $60 billion commercial debt. Zelia Cardoso de Mello, the President-elect's principal economic adviser, argues that this would free debtors to engage in individual renegotiations. But the representative of one large American bank here objected: ''They can't unilaterally withdraw the guarantee. It's written in almost all the loan contracts.''</w:t>
+        <w:br/>
+        <w:t>To exert pressure, some banks have started cutting back on short-term credit for Brazil, virtually the only kind of commercial credit still available. In a more conventional debt-cutting approach, Mr. Collor is expected to seek relief under a plan put forward recently by the United States and to accelerate debt-for-equity swaps. Highly popular with creditors, the swaps cut Brazil's debt by about $9 billion until they were suspended in 1988 on the ground that they were ''inflationary.'' Surviving in a limited form, the swaps cut another $4 billion off the debt in 1989.</w:t>
+        <w:br/>
+        <w:t>The debt swaps are to be part of a campaign to make Brazil, Latin America's largest market, attractive once again for foreign investment.</w:t>
+        <w:br/>
+        <w:t>''We have to do away with this inferiority complex, especially strong in the Brazilian left, that the presence of foreign investment in the economy means the presence of the colonizer oppressing the colonized,'' Mr. Collor said in a campaign interview. ''I want Brazil to be once again a land of opportunity, above all for the younger generation. In the last two years, 200,000 young people abandoned the country. They didn't leave for travel, tourism or education - they literally gave up on Brazil.''</w:t>
         <w:br/>
         <w:br/>
         <w:t>Graphic</w:t>
@@ -85,7 +127,7 @@
         <w:br/>
         <w:t xml:space="preserve"> </w:t>
         <w:br/>
-        <w:t>Photos: Richard Berry's "Louie Louie," written in 1956, has become a musical legend and one of the most-recorded rock songs. (Eric Predoehl)</w:t>
+        <w:t>PHOTOS: A new Paes Mendonca supermarket. The rush to change currency into hard goods overwhelms 121 checkout counters (Agencia JB/Renan Cepada); a stalled subway project at the Copacabana Beach reflects the problems that beset Brazil's economy. (NYT/Bob Strong); GRAPHS: Brazil's inflation rate, 1981-1989 (Source: Brazilian Institute of Geography and Statistics); Brazil's foreign debt, 1977-1989 (Source: Gazeta Mercantil); Brazil's average annual growth in gross nationa product, by decade, 1950-1989 (Source: Fundac,ao Getulio Vargas)</w:t>
       </w:r>
     </w:p>
     <w:sectPr>

--- a/example_articles/countries/Brazil/1.countries_Brazil_New_York_Times.docx
+++ b/example_articles/countries/Brazil/1.countries_Brazil_New_York_Times.docx
@@ -7,7 +7,9 @@
         <w:pStyle w:val="Heading1"/>
       </w:pPr>
       <w:r>
-        <w:t>Bad Times, Bold Plans for Brazil</w:t>
+        <w:t>THEATER;</w:t>
+        <w:br/>
+        <w:t>A Brazilian Legend Comes to New York As a Monster Mom</w:t>
       </w:r>
     </w:p>
     <w:p>
@@ -17,17 +19,17 @@
     </w:p>
     <w:p>
       <w:r>
-        <w:t>Date: 1990-01-07</w:t>
+        <w:t>Date: 1992-07-12</w:t>
       </w:r>
     </w:p>
     <w:p>
       <w:r>
-        <w:t>Section: Section 3; Page 4, Column 3; Financial Desk</w:t>
+        <w:t>Section: Section 2;; Section 2; Page 5; Column 4; Arts &amp; Leisure Desk; Column 4;; Biography</w:t>
       </w:r>
     </w:p>
     <w:p>
       <w:r>
-        <w:t>Source file: NYT/53.DOCX</w:t>
+        <w:t>Source file: NYT/45.DOCX</w:t>
       </w:r>
     </w:p>
     <w:p>
@@ -49,77 +51,31 @@
     </w:p>
     <w:p>
       <w:r>
-        <w:t>Fernando Collor de Mello, Brazil's 40-year-old President-elect, has some ambitious plans for his troubled nation.</w:t>
+        <w:t>When the Brazilian actress Fernanda Montenegro makes her entrance in Gerald Thomas's "Flash and Crash Days," she stumbles across the stage dressed like Brunnhilde. Her face is contorted in horror, with an expression straight out of Fritz Lang's cinematic treatment of Wagner's "Ring Cycle," as she grasps an arrow piercing her throat while her waiflike daughter looks on. She dies, mechanically resurrects with the aid of archangels in winged business suits and miners' helmets, and, in the course of the play, aborts a fetus, directs her daughter in a frenetic masturbation session, poisons her with a glass of milk and watches as the daughter gleefully takes revenge by devouring her mother's heart.</w:t>
         <w:br/>
-        <w:t>The need for them is plain, for as Finance Minister Mailson Ferreira da Nobrega has pointed out, the 1980's were ''a lost decade'' for Latin America's largest nation. ''Per capita income stagnated, inflation beat all records, investment declined, public finances went into virtual collapse, and the foreign debt crisis prematurely transformed Brazil into an exporter of capital,'' he wrote recently in a remarkably blunt assessment in the Jornal do Brasil.</w:t>
+        <w:t>At 62, the most revered actress in Brazil, Miss Montenegro will be performing in the play on Tuesday and Wednesday, as part of the Serious Fun festival at Lincoln Center. The work, she said, is a "grotesquely funny cartoon or a terrifying children's story for adults." It is also a domestic drama that draws on the real-life mother-daughter relationship of Miss Montenegro and Fernanda Torres, her daughter by her husband, the Brazilian actor Fernando Torres.</w:t>
         <w:br/>
-        <w:t>Determined to mend things, Mr. Collor has put together a somewhat Thatcheresque package of goals and means that includes:</w:t>
+        <w:t>Miss Torres, who is 26 years old, compares her role to that of Jason in the horror film "Friday the 13th," and refers to the play as a kind of Oedipal boxing match (with the archangels as face-patting corner men). The "story" -- there is virtually no dialogue, and what there is will be in English at Lincoln Center -- may be seen, she said, as the revenge of a fetus against the mother who tried to abort her.</w:t>
         <w:br/>
-        <w:t>* Cutting Brazil's inflation rate, which ran at a record 1,765 percent in 1989, by catching tax cheats, cutting the number of ministries in half and selling money-losing state companies.</w:t>
+        <w:t>"My mother is a myth in Brazil," Miss Torres said in an interview in the Williamsburg loft she shares with Mr. Thomas in Brooklyn. "You either succumb or you develop a certain distance." Although neither parent encouraged her to go into show business (she has already worked in 15 films and won the best actress award at Cannes in 1986 for a Brazilian film, "Love Me Forever and Ever"), they blessed -- or cursed -- her with their renowned names. "It's like circus families," she said. "No one escapes."</w:t>
         <w:br/>
-        <w:t>* Reducing the burden of Brazil's $110 billion foreign debt, the largest in the third world, by encouraging foreign creditors to swap their debt titles for shares in Brazilian companies and to renegotiate debt so that service payments are capped at $5 billion a year.</w:t>
+        <w:t>Both she and her mother credit Mr. Thomas, who has written or directed more than three dozen operas and theater pieces in Europe, Japan, the United States and Brazil, with publicly exploring and estheticizing the filial tensions in a theatrical family.</w:t>
         <w:br/>
-        <w:t>* Restoring growth after a decade of stagnation, by encouraging foreign investment, lowering trade barriers and promoting greater integration with the developed world. To this end, he is to travel to the United States, Europe and Japan before starting his five-year term on March 15.</w:t>
+        <w:t>Speaking from Portugal, where she was on tour, Miss Montenegro said recently that her collaboration with the 37-year-old director was "inevitable," as was her daughter's offstage relationship with him and choice of career. "Imagine a house in which things both are and aren't," she said, "in which people bring home costumes they never put on. Where people discuss characters that don't exist. It must have seemed like an enchanted world to Fernanda."</w:t>
         <w:br/>
-        <w:t>Even the foreseeable obstacles to this grand plan for the 1990's, however, are formidable.</w:t>
+        <w:t>In Brazil, where the biological subtext was overt, the piece created the kind of shock and success that have become the hallmarks of Mr. Thomas's work there. His collaboration with Miss Montenegro represents a marriage of two heretofore distinct worlds of Brazilian theater: he is the unrivaled Wunderkind of the avant-garde; she is the icon of an older generation reared on melodrama and naturalist classics.</w:t>
         <w:br/>
-        <w:t>On the political side, implementation of most of Mr. Collor's changes depend on approval from a powerful Congress. Mr. Collor does not control that Congress now and further problems for him could develop in October, when congressional elections will take place, at a time when the country may be in what Mr. Collor expects to be ''a small recession.''</w:t>
+        <w:t>Born in a working-class suburb of Rio de Janeiro, Miss Montenegro began her career in the 1940's at the age of 16 acting on government-sponsored cultural radio, and in the 1960's she formed a stage company with her husband that performed Moliere, Strindberg, O'Neill, Fassbinder and Brazilian playwrights. She recently played a pernicious sexual go-between on a telenovela, a nighttime soap, and for the last five years has intermittently toured Brazil and Portugal, performing a one-woman show by the contemporary Brazilian poet Adelia Prado. In the mid-1980's, she was offered the job of minister of culture by the new civilian Government, but turned it down.</w:t>
         <w:br/>
-        <w:t>In the 1980's, Brazil was overtaken by the Pacific rim nations as the third world's hot growth area. Now, the fear here is that Eastern Europe will draw away foreign capital. ''Eastern Europe is the new competitor of Latin America,'' read a recent newspaper headline here.</w:t>
+        <w:t>In contrasting her career to that of such actresses as Katharine Hepburn or Glenda Jackson, she said: "It's simple. The difference is they get paid in dollars."</w:t>
         <w:br/>
-        <w:t>Running against the trends of the last 30 years of Brazilian economic thinking, Mr. Collor has proposed foreign investment in such traditionally state-dominated areas as road building and energy generation.</w:t>
+        <w:t>Mr. Thomas, the son of a German insurance agent for Lloyds and a Jewish-Welsh psychoanalyst, grew up trilingual in Rio, Berlin and London. He uses the rich linguistic and cultural confusion of his childhood as material for esthetic projects preoccupied with puns, a mixture of high and popular culture, and the verbal and visual language of theater.</w:t>
         <w:br/>
-        <w:t>But Mr. Collor and his colleagues realize that to attract foreign capital they must also improve Brazil's economic environment to reverse the outflow of Brazilian flight capital - $1 billion a month last year, according to the American Embassy.</w:t>
+        <w:t>Although he bridles at comparisons with the avant-garde director Robert Wilson and the playwright Heiner Muller, his theater pieces -- built around spare, eerily lit sets designed with his former wife, Daniela Thomas -- are clearly connected to the visual arts. His influences, however, also include the Brazilian playwright Nelson Rodrigues, who is often compared with Tennessee Williams; the artist Helio Oiticica, who coined the late-1960's term "tropicalismo"; the cartoonist Saul Steinberg, and, above all, Samuel Beckett, whose plays Mr. Thomas directed at La Mama in the early 80's.</w:t>
         <w:br/>
-        <w:t>The Dec. 17 presidential election, which Mr. Collor won 53 percent to 47 percent, left him facing a strengthened, radicalized left.</w:t>
+        <w:t>Miss Torres admits that in the beginning it was difficult and embarrassing to play violent and erotic scenes with her mother. "But my mother is also a monster to me," she said, "and Gerald understood that and used it. The play between being a monster and a real person is what the work is about."</w:t>
         <w:br/>
-        <w:t>''Now the working class will have the opportunity to watch him kissing the hands of the businessmen, kissing the hands of the military, kissing the hands of the International Monetary Fund,'' said Luis Inacio da Silva, Mr. Collor's left-wing adversary, at a postelection news conference.</w:t>
-        <w:br/>
-        <w:t>Indeed, despite the national self-examination that took place during the six-month presidential campaign, it is unclear whether Mr. Collor has a popular mandate for his free-market program.</w:t>
-        <w:br/>
-        <w:t>Losing most of the major cities, Mr. Collor won on the shoulders of Brazil's poorest, least educated and mostly rural voters. During the campaign, Mr. Collor, who speaks five languages, reportedly joked that his voters thought ''risk capital'' referred to crime in Brasilia and that ''tax incentives'' referred to bribes paid to tax collectors.</w:t>
-        <w:br/>
-        <w:t>Today, the President-elect's strategy for winning support appears to be to let Brazil's present government flounder into what economists call hyperinflation, a rate of 50 percent or more a month. The December rate was 53 percent, and estimates for January are for 70 percent.</w:t>
-        <w:br/>
-        <w:t>Mr. Collor has ruled out ''co-governing'' with Brazil's outgoing president, Jose Sarney, and has barred his economic advisers from meeting with Mr. Sarney's. His own travels will keep him mostly out of the country into February.</w:t>
-        <w:br/>
-        <w:t>''Collor's no dope - he wants the bomb to explode in Sarney's hands,'' said one Brazilian businessman.</w:t>
-        <w:br/>
-        <w:t>Some Brazilians believe that a plunge into severe hyperinflation might scare Brazil's Congress into supporting Mr. Collor's program - much the way inflation and sackings of food stores in Argentina last June gave that nation's President-elect, Carlos Menem, bipartisan congressional support for economic reform.</w:t>
-        <w:br/>
-        <w:t>But, as Roberto Campos, a Brazilian Senator and conservative economist, said in an interview, ''Argentina went through a disaster. Brazil has only gone into a half-disaster.'' Indeed, Brazil may prove resistant to hyperinflation's effects. Sheer size tends to keep the economy rolling, and there's a lot more size than immediately meets the eye. Economists say as much as 40 percent of the country's economic activity goes unrecorded, mostly because of tax evasion. And, of course, people do adjust to dealing with explosive numbers.</w:t>
-        <w:br/>
-        <w:t>There is also a system of monthly adjustments of wages, rents and savings rates that helps offset price explosion. Known as indexation, the system kept Brazil's economy functioning during the 1980's, when prices increased by 39,043,765 percent. (Folha de Sao Paulo, the newspaper that calculated that mind-stretching inflation rate, compared it to 85 percent in the United States.) ''Hyperinflation is not a monthly inflation rate - it is a state of disorganization,'' Finance Minister Nobrega argued last month. ''In hyperinflation, people lose faith in contracts and in institutions and there are shortages.'' Considerable disorganization is indeed apparent.  Contracts are rarely made in cruzados, the local currency, but rather in dollars or in terms of a national treasury bond that serves as a unit of measure, corrected for inflation.</w:t>
-        <w:br/>
-        <w:t>In shops, where there are daily recalculations, pricing in cruzados (which have replaced cruzeiras) is breaking down. Last week, a new Chevette cost the same as 42 silk brassieres. The same bottle of wine cost 50 cruzados at one supermarket and 17 cruzados at another.</w:t>
-        <w:br/>
-        <w:t>In the rush to convert shrinking cruzados into solid goods, Brazilians seem to ignore such anomalies. Last month, for example, the Paes Mendonca supermarket chain opened a store here with 121 checkout counters - 17,000 shoppers crowd in daily.</w:t>
-        <w:br/>
-        <w:t>Most of Rio's restaurants and hotels stopped accepting credit cards last month because a 20-day billing period eroded the value of payments. Many factories have shortened the payment time of stores to 10 days from 20, and many employers are moving from a monthly payment system to a weekly system.</w:t>
-        <w:br/>
-        <w:t>In the absence of political support from Mr. Collor, the outgoing government is following three policies that Brazilian economists say will prove to be costly to the new government. Public utility rates are being kept low, exacerbating deficits of state utility companies. An artificially high official exchange rate is depressing exports. And high interest rates are swelling the internal debt.</w:t>
-        <w:br/>
-        <w:t>To tame inflation, Mr. Collor, a former karate champion, plans to raise government receipts by initiating ''catch thief'' - a program to enforce Brazil's widely ignored tax code. On the expenditure side, he has said he wants to raise $18 billion by selling state companies and to save billions more by dramatically slashing subsidies and bureaucracy.</w:t>
-        <w:br/>
-        <w:t>''Our economic program is based on the fact that the state cannot remain with the power of interference that it has today in the Brazilian economy,'' Mr. Collor said recently in a nationally-televised news conference. ''The state is inefficient, the state is corrupt, the state is incompetent and the state is gigantic.''</w:t>
-        <w:br/>
-        <w:t>But many subsidy systems - such as the duty-free industrial zone of Manaus - are guaranteed by the Constitution. Mr. Collor may cut the number of ministries to 12 from 23, but many federal employees have virtually lifetime employment. ''The Brazilian political class is basically state-ist, it believes that the state is the solution of all problems,'' Finance Minister Nobrega said recently.</w:t>
-        <w:br/>
-        <w:t>An early reaction - one that may become typical - came last week to Mr. Collor's proposal to abolish the National Information Service, Brazil's foreign and domestic security agency. ''If he wants to abolish the service, let him send a bill to Congress,'' said Gen. Ivan Mendes, head of the service.</w:t>
-        <w:br/>
-        <w:t>To restore growth, Mr. Collor plans to limit annual debt service payments to $5 billion - about half the 1988 level. Last July, Brazil stopped servicing its commercial debt, and the President-elect will inherit arrears of about $5 billion. Brazil's reserves are currently $7.2 billion, and the trade surplus for 1989 was about $16 billion - down from $19 billion in 1988, but still third largest in the world after Japan and West Germany.</w:t>
-        <w:br/>
-        <w:t>No foreign banker interviewed here predicted that Brazil will pay significant amounts on its debt in 1990. Over the last six months, the value on the secondary market of a dollar of Brazilian debt has dropped to about 23 cents, from 34 cents.</w:t>
-        <w:br/>
-        <w:t>During the campaign, candidates concentrated nationalist ire on the foreign debt. ''International bankers have Collor by the tail,'' said literature from the leftist Mr. da Silva, ''and he is going to continue paying the foreign debt.'' Among the pieces of legislation working their way through Congress are bills that would reject floating interest rates, put a 6 percent ceiling on rates and remove debt talks from the ''hostile environment'' of New York City.</w:t>
-        <w:br/>
-        <w:t>In the campaign, Mr. Collor proposed withdrawing central bank guarantees covering about 80 percent of Brazil's $60 billion commercial debt. Zelia Cardoso de Mello, the President-elect's principal economic adviser, argues that this would free debtors to engage in individual renegotiations. But the representative of one large American bank here objected: ''They can't unilaterally withdraw the guarantee. It's written in almost all the loan contracts.''</w:t>
-        <w:br/>
-        <w:t>To exert pressure, some banks have started cutting back on short-term credit for Brazil, virtually the only kind of commercial credit still available. In a more conventional debt-cutting approach, Mr. Collor is expected to seek relief under a plan put forward recently by the United States and to accelerate debt-for-equity swaps. Highly popular with creditors, the swaps cut Brazil's debt by about $9 billion until they were suspended in 1988 on the ground that they were ''inflationary.'' Surviving in a limited form, the swaps cut another $4 billion off the debt in 1989.</w:t>
-        <w:br/>
-        <w:t>The debt swaps are to be part of a campaign to make Brazil, Latin America's largest market, attractive once again for foreign investment.</w:t>
-        <w:br/>
-        <w:t>''We have to do away with this inferiority complex, especially strong in the Brazilian left, that the presence of foreign investment in the economy means the presence of the colonizer oppressing the colonized,'' Mr. Collor said in a campaign interview. ''I want Brazil to be once again a land of opportunity, above all for the younger generation. In the last two years, 200,000 young people abandoned the country. They didn't leave for travel, tourism or education - they literally gave up on Brazil.''</w:t>
+        <w:t>Miss Montenegro, who has never performed before in the United States, said: "This isn't just any mother and any daughter. People outside Brazil could even ignore that, but we know it, and so for us it's also a domestic game."</w:t>
         <w:br/>
         <w:br/>
         <w:t>Graphic</w:t>
@@ -127,7 +83,7 @@
         <w:br/>
         <w:t xml:space="preserve"> </w:t>
         <w:br/>
-        <w:t>PHOTOS: A new Paes Mendonca supermarket. The rush to change currency into hard goods overwhelms 121 checkout counters (Agencia JB/Renan Cepada); a stalled subway project at the Copacabana Beach reflects the problems that beset Brazil's economy. (NYT/Bob Strong); GRAPHS: Brazil's inflation rate, 1981-1989 (Source: Brazilian Institute of Geography and Statistics); Brazil's foreign debt, 1977-1989 (Source: Gazeta Mercantil); Brazil's average annual growth in gross nationa product, by decade, 1950-1989 (Source: Fundac,ao Getulio Vargas)</w:t>
+        <w:t>Photo: The actress in "The Flash and Crash Days" -- A kind of Oedipal boxing match. (Ary Brandi/"The Flash and Crash Days")</w:t>
       </w:r>
     </w:p>
     <w:sectPr>
